--- a/data/Agreements EU-LAC_EU Policy and Outreach Partnership - Mexico, Central America and the Caribbean.docx
+++ b/data/Agreements EU-LAC_EU Policy and Outreach Partnership - Mexico, Central America and the Caribbean.docx
@@ -2,13 +2,13 @@
 <file path=word/document.xml><?xml version="1.0" encoding="utf-8"?>
 <w:document xmlns:w="http://schemas.openxmlformats.org/wordprocessingml/2006/main" xmlns:m="http://schemas.openxmlformats.org/officeDocument/2006/math" xmlns:r="http://schemas.openxmlformats.org/officeDocument/2006/relationships" xmlns:o="urn:schemas-microsoft-com:office:office" xmlns:v="urn:schemas-microsoft-com:vml" xmlns:w10="urn:schemas-microsoft-com:office:word" xmlns:a="http://schemas.openxmlformats.org/drawingml/2006/main" xmlns:pic="http://schemas.openxmlformats.org/drawingml/2006/picture" xmlns:wp="http://schemas.openxmlformats.org/drawingml/2006/wordprocessingDrawing">
   <w:body>
-    <w:bookmarkStart w:id="26" w:name="X43061f8b58bd791d745b97d2a1d35209609e978"/>
+    <w:bookmarkStart w:id="26" w:name="Xaa5f534eaf6fc4c3c059d13b5eff6064495a4bc"/>
     <w:p>
       <w:pPr>
         <w:pStyle w:val="Heading1"/>
       </w:pPr>
       <w:r>
-        <w:t xml:space="preserve">EU Policy and Outreach Partnership: Strategic Framework for Mexico, Central America, and the Caribbean (2018-2020)</w:t>
+        <w:t xml:space="preserve">EU Policy and Outreach Partnership: Multi-annual Indicative Programme 2018-2020 for Mexico, Central America, and the Caribbean</w:t>
       </w:r>
     </w:p>
     <w:p>
@@ -38,7 +38,7 @@
         <w:t xml:space="preserve">Location</w:t>
       </w:r>
       <w:r>
-        <w:t xml:space="preserve">: Location not specified</w:t>
+        <w:t xml:space="preserve">: Brussels, Belgium</w:t>
       </w:r>
     </w:p>
     <w:bookmarkStart w:id="20" w:name="executive-summary"/>
@@ -55,7 +55,7 @@
         <w:pStyle w:val="FirstParagraph"/>
       </w:pPr>
       <w:r>
-        <w:t xml:space="preserve">The EU Policy and Outreach Partnership for Mexico, Central America, and the Caribbean, established under the Partnership Instrument, aims to enhance EU strategic interests globally from 2018 to 2020. This initiative focuses on fostering cooperation with third countries, particularly in trade, economic diplomacy, environmental sustainability, security, and digital governance. The program allocates a budget of EUR 461 million, emphasizing multilateralism, EU values, and resilience. Key priorities include promoting responsible business conduct, addressing climate change, and enhancing global health. The Partnership Instrument supports the EU’s external action objectives, facilitating partnerships and dialogues to tackle global challenges while ensuring coherence with internal policies. The document outlines a strategic framework for engaging with various regions, particularly Latin America, to strengthen economic ties and address shared global issues.</w:t>
+        <w:t xml:space="preserve">The EU Policy and Outreach Partnership Instrument (PI), established in 2014, is a global tool designed to advance EU strategic interests and values through partnerships with third countries, including Mexico, Central America, and the Caribbean. For 2018-2020, the PI focuses on four main areas: trade and economic diplomacy, environment/climate/energy, peace and security, and digital/global health, integrating cross-cutting themes such as multilateralism, EU values, resilience, and innovation. The PI supports EU foreign policy by fostering bilateral, regional, and multilateral cooperation, enhancing market access for EU businesses (especially SMEs), and promoting public and cultural diplomacy. With a remaining budget of €461 million for 2018-2020, the PI emphasizes flexibility, rapid response to emerging priorities, and complementarity with other EU instruments. The strategy aims to strengthen the EU’s global role, support sustainable development, and build alliances to address global challenges.</w:t>
       </w:r>
     </w:p>
     <w:bookmarkEnd w:id="20"/>
@@ -77,7 +77,7 @@
         </w:numPr>
       </w:pPr>
       <w:r>
-        <w:t xml:space="preserve">The Partnership Instrument, established in 2014, aims to promote EU strategic interests globally through cooperation with third countries, particularly middle-income nations.</w:t>
+        <w:t xml:space="preserve">The Partnership Instrument (PI) is an EU policy-support tool (2014–2020) designed to advance EU strategic interests globally, focusing on cooperation with third countries, especially middle-income and strategic partners, on a peer-to-peer basis, and is not limited by Official Development Assistance (ODA) criteria.</w:t>
       </w:r>
     </w:p>
     <w:p>
@@ -89,7 +89,7 @@
         </w:numPr>
       </w:pPr>
       <w:r>
-        <w:t xml:space="preserve">It focuses on four main intervention areas: global challenges, the international dimension of Europe 2020, trade and market access, and public and cultural diplomacy.</w:t>
+        <w:t xml:space="preserve">PI’s four main intervention areas are: (1) global challenges (e.g., climate change, environment), (2) international dimension of Europe 2020 (smart, sustainable, inclusive growth), (3) trade &amp; market access (including economic diplomacy), and (4) public &amp; cultural diplomacy (engagement, visibility, mutual understanding).</w:t>
       </w:r>
     </w:p>
     <w:p>
@@ -101,7 +101,7 @@
         </w:numPr>
       </w:pPr>
       <w:r>
-        <w:t xml:space="preserve">Priorities for 2018-2020 include trade diplomacy, environmental sustainability, peace and security, digital governance, and global health.</w:t>
+        <w:t xml:space="preserve">Key priorities for 2018–2020 include: trade and economic diplomacy (responsible business conduct, tax governance), environment/climate/energy (water, ocean governance, circular economy, urbanisation), peace/security/defence, digital (cybersecurity, digital governance), and global health (notably anti-microbial resistance).</w:t>
       </w:r>
     </w:p>
     <w:p>
@@ -113,7 +113,7 @@
         </w:numPr>
       </w:pPr>
       <w:r>
-        <w:t xml:space="preserve">The instrument emphasizes multilateralism, EU values, resilience, and innovation, integrating these principles across its actions.</w:t>
+        <w:t xml:space="preserve">Cross-cutting issues mainstreamed in all actions: multilateralism (global alliances, rules-based order), EU values (democracy, rule of law, human rights, gender equality), resilience, and innovation.</w:t>
       </w:r>
     </w:p>
     <w:p>
@@ -125,7 +125,19 @@
         </w:numPr>
       </w:pPr>
       <w:r>
-        <w:t xml:space="preserve">A budget of EUR 461 million is allocated for 2018-2020, with a reserve of EUR 20 million for unforeseen challenges.</w:t>
+        <w:t xml:space="preserve">PI operates through standalone long-term projects and rapid-response tools (Policy Support Facility, TAIEX), ensuring flexibility to address emerging priorities and support EU foreign policy objectives, including support for trade agreements, regulatory cooperation, and public diplomacy.</w:t>
+      </w:r>
+    </w:p>
+    <w:p>
+      <w:pPr>
+        <w:pStyle w:val="Compact"/>
+        <w:numPr>
+          <w:ilvl w:val="0"/>
+          <w:numId w:val="1001"/>
+        </w:numPr>
+      </w:pPr>
+      <w:r>
+        <w:t xml:space="preserve">Geographic focus is global, with specific attention to Asia-Pacific, Americas (notably Mexico, Central America, Caribbean), Russia/Central Asia/Arctic, Gulf countries, Africa, and the EU neighbourhood, supporting both bilateral and regional partnerships and dialogues.</w:t>
       </w:r>
     </w:p>
     <w:bookmarkEnd w:id="21"/>
@@ -195,7 +207,31 @@
               <w:pStyle w:val="Compact"/>
             </w:pPr>
             <w:r>
-              <w:t xml:space="preserve">European Union; EU Member States; European Commission; United Nations; Community of Latin American and Caribbean States; Southern Common Market; Pacific Alliance</w:t>
+              <w:t xml:space="preserve">European Union; EU Member States; European Commission; EU Delegations; Community of Latin American and Caribbean States; Southern Common Market; Pacific Alliance; United Nations; European Council</w:t>
+            </w:r>
+          </w:p>
+        </w:tc>
+      </w:tr>
+      <w:tr>
+        <w:tc>
+          <w:tcPr/>
+          <w:p>
+            <w:pPr>
+              <w:pStyle w:val="Compact"/>
+            </w:pPr>
+            <w:r>
+              <w:t xml:space="preserve">Research and Innovation Actors</w:t>
+            </w:r>
+          </w:p>
+        </w:tc>
+        <w:tc>
+          <w:tcPr/>
+          <w:p>
+            <w:pPr>
+              <w:pStyle w:val="Compact"/>
+            </w:pPr>
+            <w:r>
+              <w:t xml:space="preserve">Universities; Academic Institutions; Researchers; Innovators; European Institute of Innovation and Technology; Digital Innovation Hubs; Knowledge and Innovation Communities</w:t>
             </w:r>
           </w:p>
         </w:tc>
@@ -219,7 +255,7 @@
               <w:pStyle w:val="Compact"/>
             </w:pPr>
             <w:r>
-              <w:t xml:space="preserve">Inter-American Development Bank; World Bank; Development Bank of Latin America and the Caribbean; Central American Bank for Economic Integration</w:t>
+              <w:t xml:space="preserve">Organisation for Economic Cooperation and Development; World Bank; Development Bank of Latin America and the Caribbean; Central American Bank for Economic Integration; Inter-American Development Bank; Private Sector Representatives; Industry Actors; ICT Companies; Digital Companies; Telecommunication Companies; Research Funding Organisations</w:t>
             </w:r>
           </w:p>
         </w:tc>
@@ -232,7 +268,7 @@
               <w:pStyle w:val="Compact"/>
             </w:pPr>
             <w:r>
-              <w:t xml:space="preserve">Research and Innovation Actors</w:t>
+              <w:t xml:space="preserve">Civil Society Actors</w:t>
             </w:r>
           </w:p>
         </w:tc>
@@ -243,7 +279,7 @@
               <w:pStyle w:val="Compact"/>
             </w:pPr>
             <w:r>
-              <w:t xml:space="preserve">EU-LAC Foundation; Universities; Research Performing Organisations</w:t>
+              <w:t xml:space="preserve">Civil Society Organisations; Non-governmental Institutions</w:t>
             </w:r>
           </w:p>
         </w:tc>
@@ -316,7 +352,7 @@
               <w:pStyle w:val="Compact"/>
             </w:pPr>
             <w:r>
-              <w:t xml:space="preserve">EU-LAC Digital Alliance; Global Digital Cooperation; Digital &amp; Technological Partnerships</w:t>
+              <w:t xml:space="preserve">Digital &amp; Technological Partnerships; EU-LAC Digital Alliance; Bi-regional Cooperation; Global Digital Cooperation; Multilateralism; EU-CELAC Digital Partnership</w:t>
             </w:r>
           </w:p>
         </w:tc>
@@ -340,7 +376,31 @@
               <w:pStyle w:val="Compact"/>
             </w:pPr>
             <w:r>
-              <w:t xml:space="preserve">Digital Policy; Digital Trade</w:t>
+              <w:t xml:space="preserve">Digital Agenda; Digital Policy; Digital Trade; Digital Platforms; Digital Infrastructure; Digital Economy</w:t>
+            </w:r>
+          </w:p>
+        </w:tc>
+      </w:tr>
+      <w:tr>
+        <w:tc>
+          <w:tcPr/>
+          <w:p>
+            <w:pPr>
+              <w:pStyle w:val="Compact"/>
+            </w:pPr>
+            <w:r>
+              <w:t xml:space="preserve">Technology &amp; Innovation</w:t>
+            </w:r>
+          </w:p>
+        </w:tc>
+        <w:tc>
+          <w:tcPr/>
+          <w:p>
+            <w:pPr>
+              <w:pStyle w:val="Compact"/>
+            </w:pPr>
+            <w:r>
+              <w:t xml:space="preserve">Tech-Driven Solutions; ICT Innovation; Cloud Computing; Artificial Intelligence; Technology Regulations; AI Ethics</w:t>
             </w:r>
           </w:p>
         </w:tc>
@@ -364,7 +424,31 @@
               <w:pStyle w:val="Compact"/>
             </w:pPr>
             <w:r>
-              <w:t xml:space="preserve">Digital Governance; Data Governance</w:t>
+              <w:t xml:space="preserve">Digital Governance; Internet Governance; Cybersecurity; Data Protection; Digital Rights</w:t>
+            </w:r>
+          </w:p>
+        </w:tc>
+      </w:tr>
+      <w:tr>
+        <w:tc>
+          <w:tcPr/>
+          <w:p>
+            <w:pPr>
+              <w:pStyle w:val="Compact"/>
+            </w:pPr>
+            <w:r>
+              <w:t xml:space="preserve">Inclusion &amp; Social Development</w:t>
+            </w:r>
+          </w:p>
+        </w:tc>
+        <w:tc>
+          <w:tcPr/>
+          <w:p>
+            <w:pPr>
+              <w:pStyle w:val="Compact"/>
+            </w:pPr>
+            <w:r>
+              <w:t xml:space="preserve">Digital Inclusion; Connectivity; Digital Skills Development; Gender Equality in Tech</w:t>
             </w:r>
           </w:p>
         </w:tc>
@@ -389,7 +473,7 @@
         </w:numPr>
       </w:pPr>
       <w:r>
-        <w:t xml:space="preserve">Implementation of the Multi-annual Indicative Programme (MIP) for the period 2018-2020, focusing on trade and economic diplomacy, environment, climate and energy, peace, security and defence, digital governance, and global health.</w:t>
+        <w:t xml:space="preserve">Implementation of the Partnership Instrument (PI) as a global EU funding mechanism since 2014, supporting EU strategic interests through standalone actions, rapid-response tools (Policy Support Facility - PSF, and Technical Assistance and Information Exchange - TAIEX), and public diplomacy activities.</w:t>
       </w:r>
     </w:p>
     <w:p>
@@ -401,7 +485,7 @@
         </w:numPr>
       </w:pPr>
       <w:r>
-        <w:t xml:space="preserve">Active use of the Policy Support Facility (PSF) and Technical Assistance and Information Exchange (TAIEX) tools to respond to emerging political priorities and provide technical assistance in partner countries.</w:t>
+        <w:t xml:space="preserve">Active funding and operation of 246 PI actions (as of July 2017), including 98 under PSF and 59 under TAIEX, with more in the pipeline.</w:t>
       </w:r>
     </w:p>
     <w:p>
@@ -413,7 +497,7 @@
         </w:numPr>
       </w:pPr>
       <w:r>
-        <w:t xml:space="preserve">Ongoing support for the implementation of the Paris Agreement and the 2030 Agenda for Sustainable Development through partnerships with key players in climate and energy.</w:t>
+        <w:t xml:space="preserve">Ongoing support for the negotiation, implementation, and updating of EU trade and investment agreements with partner countries, including FTAs and Association Agreements (e.g., with Mexico, Chile, Mercosur, Central America, and the Caribbean).</w:t>
       </w:r>
     </w:p>
     <w:p>
@@ -425,7 +509,7 @@
         </w:numPr>
       </w:pPr>
       <w:r>
-        <w:t xml:space="preserve">Engagement in public diplomacy activities to enhance mutual understanding and improve the perception of the EU in partner countries, targeting students, civil society, and cultural operators.</w:t>
+        <w:t xml:space="preserve">Established frameworks for cooperation and political and trade relations, such as the Political Dialogue and Cooperation Agreement with Cuba, the Association Agreement in Central America, and the Economic Partnership Agreement with the Caribbean.</w:t>
       </w:r>
     </w:p>
     <w:p>
@@ -437,7 +521,7 @@
         </w:numPr>
       </w:pPr>
       <w:r>
-        <w:t xml:space="preserve">Support for the Erasmus+ initiative to extend opportunities for student and academic staff mobility in partner countries, promoting higher education cooperation.</w:t>
+        <w:t xml:space="preserve">Implementation of the EU-CELAC Joint Action Plan (2015) to advance dialogue and cooperation in areas of mutual interest between the EU and Latin America and the Caribbean.</w:t>
       </w:r>
     </w:p>
     <w:p>
@@ -449,7 +533,7 @@
         </w:numPr>
       </w:pPr>
       <w:r>
-        <w:t xml:space="preserve">Development of partnerships with Latin American and Caribbean countries through the Community of Latin American and Caribbean States (CELAC) and the EU-CELAC Joint Action Plan.</w:t>
+        <w:t xml:space="preserve">Funding and support for public and cultural diplomacy initiatives, including the Jean Monnet Centres, Erasmus+ international credit mobility and joint masters, and targeted outreach to academics, students, civil society, and cultural operators.</w:t>
       </w:r>
     </w:p>
     <w:p>
@@ -461,7 +545,7 @@
         </w:numPr>
       </w:pPr>
       <w:r>
-        <w:t xml:space="preserve">Ongoing negotiations and implementation of trade agreements with various countries, including Mercosur, and support for compliance with international standards and trade facilitation measures.</w:t>
+        <w:t xml:space="preserve">Support for the international dimension of the Erasmus+ programme, enabling student and staff mobility, academic recognition, and higher education partnerships with third countries.</w:t>
       </w:r>
     </w:p>
     <w:p>
@@ -473,7 +557,7 @@
         </w:numPr>
       </w:pPr>
       <w:r>
-        <w:t xml:space="preserve">Promotion of circular economy initiatives and resource efficiency policies in collaboration with partner countries to address environmental challenges.</w:t>
+        <w:t xml:space="preserve">Ongoing support for the implementation of the Paris Agreement and the 2030 Agenda for Sustainable Development through policy dialogues, pilot projects, and technical assistance in climate, energy, and sustainable urbanisation.</w:t>
       </w:r>
     </w:p>
     <w:p>
@@ -485,7 +569,7 @@
         </w:numPr>
       </w:pPr>
       <w:r>
-        <w:t xml:space="preserve">Support for migration management and cooperation with third countries to address root causes of irregular migration, in line with the EU’s European Agenda on Migration.</w:t>
+        <w:t xml:space="preserve">Promotion and support of circular economy initiatives, resource efficiency, and environmental protection in partner countries, including through dedicated actions, platforms, and regulatory cooperation in FTAs.</w:t>
       </w:r>
     </w:p>
     <w:p>
@@ -497,7 +581,55 @@
         </w:numPr>
       </w:pPr>
       <w:r>
-        <w:t xml:space="preserve">Active participation in international fora to promote EU interests and values, including the G7, G20, and UN, particularly in areas related to climate change, security, and global health.</w:t>
+        <w:t xml:space="preserve">Support for migration management and mobility cooperation with partner countries, in line with the European Agenda on Migration and the Partnership Framework with third countries.</w:t>
+      </w:r>
+    </w:p>
+    <w:p>
+      <w:pPr>
+        <w:pStyle w:val="Compact"/>
+        <w:numPr>
+          <w:ilvl w:val="0"/>
+          <w:numId w:val="1002"/>
+        </w:numPr>
+      </w:pPr>
+      <w:r>
+        <w:t xml:space="preserve">Implementation of targeted business support programmes for EU companies, especially SMEs, to improve market access and competitiveness in challenging markets, particularly in Asia and Latin America, leveraging the Enterprise Europe Network and COSME programme structures.</w:t>
+      </w:r>
+    </w:p>
+    <w:p>
+      <w:pPr>
+        <w:pStyle w:val="Compact"/>
+        <w:numPr>
+          <w:ilvl w:val="0"/>
+          <w:numId w:val="1002"/>
+        </w:numPr>
+      </w:pPr>
+      <w:r>
+        <w:t xml:space="preserve">Ongoing support for the development and implementation of digital policy frameworks, including cooperation on cybersecurity, digital governance, and the international dimension of the EU Digital Single Market.</w:t>
+      </w:r>
+    </w:p>
+    <w:p>
+      <w:pPr>
+        <w:pStyle w:val="Compact"/>
+        <w:numPr>
+          <w:ilvl w:val="0"/>
+          <w:numId w:val="1002"/>
+        </w:numPr>
+      </w:pPr>
+      <w:r>
+        <w:t xml:space="preserve">Active engagement in multilateral and regional fora (e.g., UN, G7, G20, WTO, CELAC) to promote EU interests, influence international agendas, and support the implementation of global agreements.</w:t>
+      </w:r>
+    </w:p>
+    <w:p>
+      <w:pPr>
+        <w:pStyle w:val="Compact"/>
+        <w:numPr>
+          <w:ilvl w:val="0"/>
+          <w:numId w:val="1002"/>
+        </w:numPr>
+      </w:pPr>
+      <w:r>
+        <w:t xml:space="preserve">Maintenance of a financial reserve within the PI to allow for swift and flexible responses to emerging policy objectives or unforeseen challenges in external relations.</w:t>
       </w:r>
     </w:p>
     <w:bookmarkEnd w:id="24"/>
@@ -519,7 +651,7 @@
         </w:numPr>
       </w:pPr>
       <w:r>
-        <w:t xml:space="preserve">The remaining financial envelope for the period 2018-2020 will be EUR 461 million.</w:t>
+        <w:t xml:space="preserve">The remaining financial envelope for the Partnership Instrument for the period 2018-2020 will be EUR 461 million.</w:t>
       </w:r>
     </w:p>
     <w:p>
@@ -531,7 +663,7 @@
         </w:numPr>
       </w:pPr>
       <w:r>
-        <w:t xml:space="preserve">A reserve of EUR 20 million will be maintained for unallocated funds to respond to emerging policy objectives.</w:t>
+        <w:t xml:space="preserve">A reserve of EUR 20 million will be maintained for the period 2018-2020 to allow swift and flexible responses to emerging policy objectives or unforeseen challenges.</w:t>
       </w:r>
     </w:p>
     <w:p>
@@ -543,7 +675,7 @@
         </w:numPr>
       </w:pPr>
       <w:r>
-        <w:t xml:space="preserve">The Partnership Instrument will support the implementation of the Paris Agreement and other multilateral climate measures, with specific objectives to foster investment opportunities related to clean, low carbon, resource efficient, and climate resilient technologies.</w:t>
+        <w:t xml:space="preserve">The indicative financial allocations for the Americas region for 2018-2020 are EUR 281 million (as per the new proposed MIP).</w:t>
       </w:r>
     </w:p>
     <w:p>
@@ -555,7 +687,7 @@
         </w:numPr>
       </w:pPr>
       <w:r>
-        <w:t xml:space="preserve">The EU aims to promote the implementation of international commitments at UN level or under the G7 and G20 processes related to plastic marine litter and microplastics.</w:t>
+        <w:t xml:space="preserve">The indicative financial allocations for Asia &amp; the Pacific for 2018-2020 are EUR 390 million (as per the new proposed MIP).</w:t>
       </w:r>
     </w:p>
     <w:p>
@@ -567,7 +699,7 @@
         </w:numPr>
       </w:pPr>
       <w:r>
-        <w:t xml:space="preserve">The Partnership Instrument will support the development of carbon market mechanisms in key partner countries.</w:t>
+        <w:t xml:space="preserve">The indicative financial allocations for Russia, Central Asia and the Arctic for 2018-2020 are EUR 48 million (as per the new proposed MIP).</w:t>
       </w:r>
     </w:p>
     <w:p>
@@ -579,7 +711,7 @@
         </w:numPr>
       </w:pPr>
       <w:r>
-        <w:t xml:space="preserve">The EU will continue to support the implementation of the external dimension of EU energy policy, focusing on energy security issues such as supply sources and routes.</w:t>
+        <w:t xml:space="preserve">The indicative financial allocations for Gulf countries for 2018-2020 are EUR 23 million (as per the new proposed MIP).</w:t>
       </w:r>
     </w:p>
     <w:p>
@@ -591,7 +723,7 @@
         </w:numPr>
       </w:pPr>
       <w:r>
-        <w:t xml:space="preserve">The Partnership Instrument will support actions to promote and facilitate effective implementation of provisions under the Sustainable Development Chapters of the EU trade and investment agreements.</w:t>
+        <w:t xml:space="preserve">The indicative financial allocations for Multicountry/Multilateral/Global actions for 2018-2020 are EUR 160 million (as per the new proposed MIP).</w:t>
       </w:r>
     </w:p>
     <w:p>
@@ -603,7 +735,7 @@
         </w:numPr>
       </w:pPr>
       <w:r>
-        <w:t xml:space="preserve">The EU will support the systematic implementation and possible updating of all trade and investment agreements by the EU’s partners.</w:t>
+        <w:t xml:space="preserve">The total operational appropriations for the Partnership Instrument for 2014-2020 are EUR 922.2 million.</w:t>
       </w:r>
     </w:p>
     <w:p>
@@ -615,7 +747,7 @@
         </w:numPr>
       </w:pPr>
       <w:r>
-        <w:t xml:space="preserve">The expected outcome under Objective 1 is that EU bilateral, regional, inter-regional, and multilateral cooperation and partnership strategies are enhanced through reinforced policy dialogues and collective approaches to challenges of global concern.</w:t>
+        <w:t xml:space="preserve">The total administrative support for the Partnership Instrument for 2014-2020 is EUR 38.2 million.</w:t>
       </w:r>
     </w:p>
     <w:p>
@@ -627,19 +759,7 @@
         </w:numPr>
       </w:pPr>
       <w:r>
-        <w:t xml:space="preserve">The expected outcome under Objective 2 is that approaches and practices beneficial to the achievement of the EU 2020 strategy are taken up in partner countries.</w:t>
-      </w:r>
-    </w:p>
-    <w:p>
-      <w:pPr>
-        <w:pStyle w:val="Compact"/>
-        <w:numPr>
-          <w:ilvl w:val="0"/>
-          <w:numId w:val="1003"/>
-        </w:numPr>
-      </w:pPr>
-      <w:r>
-        <w:t xml:space="preserve">The expected outcome under Objective 3 is that conditions for accessing partner country markets are improved.</w:t>
+        <w:t xml:space="preserve">The grand total for the Partnership Instrument Multi-annual Indicative Programme 2014-2020 is EUR 960.4 million.</w:t>
       </w:r>
     </w:p>
     <w:bookmarkEnd w:id="25"/>
